--- a/KHBD_Robotics/Lớp_8/Tuần_25/KHBD_Robotics_Lớp_8_Tiet24_Tong_ket_mon_hoc_Trien_lam_Robotics.docx
+++ b/KHBD_Robotics/Lớp_8/Tuần_25/KHBD_Robotics_Lớp_8_Tiet24_Tong_ket_mon_hoc_Trien_lam_Robotics.docx
@@ -377,14 +377,27 @@
       </w:pPr>
       <w:r>
         <w:rPr>
-          <w:rFonts w:ascii="Times New Roman" w:hAnsi="Times New Roman"/>
+          <w:rFonts w:ascii="Times New Roman" w:hAnsi="Times New Roman" w:cs="Times New Roman" w:eastAsia="Times New Roman"/>
           <w:b w:val="0"/>
           <w:i w:val="0"/>
           <w:sz w:val="26"/>
         </w:rPr>
-        <w:t>- Miền V. Giải quyết vấn đề (thành tố 5.3. Sử dụng sáng tạo công nghệ – Bậc 2): Kĩ năng vận hành thiết bị điều khiển thông minh, ứng dụng phần mềm nạp lập trình tự động. (Đạt được thông qua Hoạt động 2, Hoạt động 3)</w:t>
-        <w:br/>
-        <w:t>- Miền IV. An toàn (thành tố 4.1. Bảo vệ thiết bị – Bậc 2): Tuân thủ quy tắc an toàn thiết bị số và nguồn điện. (Đạt được thông qua Hoạt động 3)</w:t>
+        <w:t>- Miền V. Giải quyết vấn đề (thành tố 5.2. Xác định nhu cầu và giải pháp công nghệ – Bậc 4): Giải thích nhu cầu cá nhân, và; Lựa chọn được các công cụ số và các giải pháp công nghệ có thể để giải quyết những nhu cầu đó. (Đạt được thông qua Hoạt động 2, Hoạt động 3).</w:t>
+      </w:r>
+    </w:p>
+    <w:p>
+      <w:pPr>
+        <w:spacing w:line="276" w:lineRule="auto" w:after="60"/>
+        <w:ind w:left="850"/>
+        <w:jc w:val="left"/>
+      </w:pPr>
+      <w:r>
+        <w:rPr>
+          <w:rFonts w:ascii="Times New Roman" w:hAnsi="Times New Roman" w:cs="Times New Roman" w:eastAsia="Times New Roman"/>
+          <w:sz w:val="26"/>
+          <w:szCs w:val="26"/>
+        </w:rPr>
+        <w:t xml:space="preserve">- Miền III. Sáng tạo nội dung số (thành tố 3.4. Lập trình – Bậc 4): Liệt kê được các hướng dẫn cho một hệ thống máy tính để giải quyết một vấn đề nhất định hoặc thực hiện một nhiệm vụ cụ thể. (Đạt được thông qua Hoạt động 3, Hoạt động 4).</w:t>
       </w:r>
     </w:p>
     <w:p>

--- a/KHBD_Robotics/Lớp_8/Tuần_25/KHBD_Robotics_Lớp_8_Tiet24_Tong_ket_mon_hoc_Trien_lam_Robotics.docx
+++ b/KHBD_Robotics/Lớp_8/Tuần_25/KHBD_Robotics_Lớp_8_Tiet24_Tong_ket_mon_hoc_Trien_lam_Robotics.docx
@@ -27,16 +27,16 @@
         <w:tblStyle w:val="a"/>
         <w:tblW w:w="9593" w:type="dxa"/>
         <w:tblInd w:w="0" w:type="dxa"/>
-        <w:tblBorders>
-          <w:top w:val="nil"/>
-          <w:left w:val="nil"/>
-          <w:bottom w:val="nil"/>
-          <w:right w:val="nil"/>
-          <w:insideH w:val="nil"/>
-          <w:insideV w:val="nil"/>
-        </w:tblBorders>
         <w:tblLayout w:type="fixed"/>
         <w:tblLook w:val="0400" w:firstRow="0" w:lastRow="0" w:firstColumn="0" w:lastColumn="0" w:noHBand="0" w:noVBand="1"/>
+        <w:tblBorders>
+          <w:top w:val="none" w:sz="0" w:space="0" w:color="auto"/>
+          <w:left w:val="none" w:sz="0" w:space="0" w:color="auto"/>
+          <w:bottom w:val="none" w:sz="0" w:space="0" w:color="auto"/>
+          <w:right w:val="none" w:sz="0" w:space="0" w:color="auto"/>
+          <w:insideH w:val="none" w:sz="0" w:space="0" w:color="auto"/>
+          <w:insideV w:val="none" w:sz="0" w:space="0" w:color="auto"/>
+        </w:tblBorders>
       </w:tblPr>
       <w:tblGrid>
         <w:gridCol w:w="4787"/>
@@ -55,6 +55,7 @@
           </w:tcPr>
           <w:p>
             <w:pPr>
+              <w:spacing w:line="276" w:lineRule="auto" w:after="40" w:before="0"/>
               <w:jc w:val="left"/>
               <w:rPr>
                 <w:rFonts w:ascii="Times New Roman" w:eastAsia="Times New Roman" w:hAnsi="Times New Roman" w:cs="Times New Roman"/>
@@ -62,16 +63,15 @@
                 <w:szCs w:val="26"/>
               </w:rPr>
             </w:pPr>
-            <w:r>
-              <w:rPr>
-                <w:rFonts w:ascii="Times New Roman" w:hAnsi="Times New Roman"/>
-                <w:b/>
-                <w:i w:val="0"/>
-                <w:sz w:val="24"/>
-              </w:rPr>
-              <w:t>Trường: TH &amp; THCS UNIGO</w:t>
-              <w:br/>
-              <w:t>Tổ: Robotics</w:t>
+            <w:r/>
+            <w:r>
+              <w:rPr>
+                <w:rFonts w:ascii="Times New Roman" w:hAnsi="Times New Roman" w:cs="Times New Roman" w:eastAsia="Times New Roman"/>
+                <w:b/>
+                <w:i w:val="0"/>
+                <w:sz w:val="26"/>
+              </w:rPr>
+              <w:t>Trường: TH&amp;THCS UNIGO</w:t>
             </w:r>
           </w:p>
         </w:tc>
@@ -87,6 +87,7 @@
           </w:tcPr>
           <w:p>
             <w:pPr>
+              <w:spacing w:line="276" w:lineRule="auto" w:after="40" w:before="0"/>
               <w:jc w:val="left"/>
               <w:rPr>
                 <w:rFonts w:ascii="Times New Roman" w:eastAsia="Times New Roman" w:hAnsi="Times New Roman" w:cs="Times New Roman"/>
@@ -94,14 +95,15 @@
                 <w:szCs w:val="26"/>
               </w:rPr>
             </w:pPr>
-            <w:r>
-              <w:rPr>
-                <w:rFonts w:ascii="Times New Roman" w:hAnsi="Times New Roman"/>
-                <w:b/>
-                <w:i w:val="0"/>
-                <w:sz w:val="24"/>
-              </w:rPr>
-              <w:t>Họ tên giáo viên: Đậu Đình Nguyên</w:t>
+            <w:r/>
+            <w:r>
+              <w:rPr>
+                <w:rFonts w:ascii="Times New Roman" w:hAnsi="Times New Roman" w:cs="Times New Roman" w:eastAsia="Times New Roman"/>
+                <w:b/>
+                <w:i w:val="0"/>
+                <w:sz w:val="26"/>
+              </w:rPr>
+              <w:t>Ngày soạn: 16/01/2027</w:t>
             </w:r>
           </w:p>
         </w:tc>
@@ -119,6 +121,7 @@
           </w:tcPr>
           <w:p>
             <w:pPr>
+              <w:spacing w:line="276" w:lineRule="auto" w:after="40" w:before="0"/>
               <w:jc w:val="left"/>
               <w:rPr>
                 <w:rFonts w:ascii="Times New Roman" w:eastAsia="Times New Roman" w:hAnsi="Times New Roman" w:cs="Times New Roman"/>
@@ -126,14 +129,25 @@
                 <w:szCs w:val="26"/>
               </w:rPr>
             </w:pPr>
-            <w:r>
-              <w:rPr>
-                <w:rFonts w:ascii="Times New Roman" w:hAnsi="Times New Roman"/>
-                <w:b/>
-                <w:i w:val="0"/>
-                <w:sz w:val="24"/>
-              </w:rPr>
-              <w:t>Bộ môn: Robotics</w:t>
+            <w:r/>
+            <w:r>
+              <w:rPr>
+                <w:rFonts w:ascii="Times New Roman" w:hAnsi="Times New Roman" w:cs="Times New Roman" w:eastAsia="Times New Roman"/>
+                <w:b w:val="0"/>
+                <w:i w:val="0"/>
+                <w:sz w:val="26"/>
+              </w:rPr>
+              <w:t>GV: Đậu Đình Nguyên</w:t>
+              <w:br/>
+            </w:r>
+            <w:r>
+              <w:rPr>
+                <w:rFonts w:ascii="Times New Roman" w:hAnsi="Times New Roman" w:cs="Times New Roman" w:eastAsia="Times New Roman"/>
+                <w:b w:val="0"/>
+                <w:i w:val="0"/>
+                <w:sz w:val="26"/>
+              </w:rPr>
+              <w:t>Tổ: Tổ chuyên môn THCS</w:t>
             </w:r>
           </w:p>
         </w:tc>
@@ -149,6 +163,7 @@
           </w:tcPr>
           <w:p>
             <w:pPr>
+              <w:spacing w:line="276" w:lineRule="auto" w:after="40" w:before="0"/>
               <w:jc w:val="left"/>
               <w:rPr>
                 <w:rFonts w:ascii="Times New Roman" w:eastAsia="Times New Roman" w:hAnsi="Times New Roman" w:cs="Times New Roman"/>
@@ -156,68 +171,25 @@
                 <w:szCs w:val="26"/>
               </w:rPr>
             </w:pPr>
-            <w:r>
-              <w:rPr>
-                <w:rFonts w:ascii="Times New Roman" w:hAnsi="Times New Roman"/>
-                <w:b/>
-                <w:i w:val="0"/>
-                <w:sz w:val="24"/>
-              </w:rPr>
-              <w:t>Ngày soạn: 01/09/2026   Ngày dạy: 05/09/2026</w:t>
+            <w:r/>
+            <w:r>
+              <w:rPr>
+                <w:rFonts w:ascii="Times New Roman" w:hAnsi="Times New Roman" w:cs="Times New Roman" w:eastAsia="Times New Roman"/>
+                <w:b w:val="0"/>
+                <w:i w:val="0"/>
+                <w:sz w:val="26"/>
+              </w:rPr>
+              <w:t>Ngày dạy: 22/01/2027</w:t>
               <w:br/>
-              <w:t>Lớp: 8</w:t>
-            </w:r>
-          </w:p>
-          <w:p>
-            <w:pPr>
-              <w:jc w:val="left"/>
-              <w:rPr>
-                <w:rFonts w:ascii="Times New Roman" w:eastAsia="Times New Roman" w:hAnsi="Times New Roman" w:cs="Times New Roman"/>
-                <w:color w:val="000000"/>
+            </w:r>
+            <w:r>
+              <w:rPr>
+                <w:rFonts w:ascii="Times New Roman" w:hAnsi="Times New Roman" w:cs="Times New Roman" w:eastAsia="Times New Roman"/>
+                <w:b w:val="0"/>
+                <w:i w:val="0"/>
                 <w:sz w:val="26"/>
-                <w:szCs w:val="26"/>
-              </w:rPr>
-            </w:pPr>
-            <w:r>
-              <w:rPr>
-                <w:rFonts w:ascii="Times New Roman" w:eastAsia="Times New Roman" w:hAnsi="Times New Roman" w:cs="Times New Roman"/>
-                <w:b/>
-                <w:i w:val="0"/>
-                <w:sz w:val="24"/>
-                <w:szCs w:val="26"/>
-              </w:rPr>
-              <w:t>Ngày dạy</w:t>
-            </w:r>
-            <w:r>
-              <w:rPr>
-                <w:rFonts w:ascii="Times New Roman" w:eastAsia="Times New Roman" w:hAnsi="Times New Roman" w:cs="Times New Roman"/>
-                <w:b/>
-                <w:i w:val="0"/>
-                <w:sz w:val="24"/>
-                <w:szCs w:val="26"/>
-              </w:rPr>
-              <w:t>:    /     /2026</w:t>
-            </w:r>
-          </w:p>
-          <w:p>
-            <w:pPr>
-              <w:jc w:val="left"/>
-              <w:rPr>
-                <w:rFonts w:ascii="Times New Roman" w:eastAsia="Times New Roman" w:hAnsi="Times New Roman" w:cs="Times New Roman"/>
-                <w:sz w:val="26"/>
-                <w:szCs w:val="26"/>
-              </w:rPr>
-            </w:pPr>
-            <w:r>
-              <w:rPr>
-                <w:rFonts w:ascii="Times New Roman" w:eastAsia="Times New Roman" w:hAnsi="Times New Roman" w:cs="Times New Roman"/>
-                <w:b/>
-                <w:i w:val="0"/>
-                <w:color w:val="000000"/>
-                <w:sz w:val="24"/>
-                <w:szCs w:val="26"/>
-              </w:rPr>
-              <w:t xml:space="preserve">Lớp: </w:t>
+              </w:rPr>
+              <w:t>Lớp: 8A1</w:t>
             </w:r>
           </w:p>
         </w:tc>
@@ -245,12 +217,12 @@
       </w:pPr>
       <w:r>
         <w:rPr>
-          <w:rFonts w:ascii="Times New Roman" w:hAnsi="Times New Roman"/>
+          <w:rFonts w:ascii="Times New Roman" w:hAnsi="Times New Roman" w:cs="Times New Roman" w:eastAsia="Times New Roman"/>
           <w:b/>
           <w:i w:val="0"/>
           <w:sz w:val="26"/>
         </w:rPr>
-        <w:t>MÔN HỌC: ROBOTICS 8 (BỘ KIT OLLO EXCEL 1)</w:t>
+        <w:t>MÔN HỌC: ROBOTICS 8A1 (BỘ KIT OLLO EXCEL 1)</w:t>
       </w:r>
     </w:p>
     <w:p>
@@ -3107,21 +3079,58 @@
         <w:jc w:val="left"/>
       </w:pPr>
     </w:p>
+    <w:p>
+      <w:pPr>
+        <w:spacing w:line="276" w:lineRule="auto" w:after="60"/>
+      </w:pPr>
+      <w:r>
+        <w:rPr>
+          <w:rFonts w:ascii="Times New Roman" w:hAnsi="Times New Roman" w:cs="Times New Roman" w:eastAsia="Times New Roman"/>
+          <w:sz w:val="26"/>
+          <w:b/>
+        </w:rPr>
+        <w:t>RÚT KINH NGHIỆM SAU BÀI DẠY:</w:t>
+      </w:r>
+    </w:p>
+    <w:p>
+      <w:pPr>
+        <w:spacing w:line="276" w:after="60"/>
+      </w:pPr>
+      <w:r>
+        <w:rPr>
+          <w:rFonts w:ascii="Times New Roman" w:hAnsi="Times New Roman" w:cs="Times New Roman" w:eastAsia="Times New Roman"/>
+          <w:sz w:val="26"/>
+        </w:rPr>
+        <w:t>...........................................................................................................................</w:t>
+      </w:r>
+    </w:p>
+    <w:p>
+      <w:pPr>
+        <w:spacing w:line="276" w:after="60"/>
+      </w:pPr>
+      <w:r>
+        <w:rPr>
+          <w:rFonts w:ascii="Times New Roman" w:hAnsi="Times New Roman" w:cs="Times New Roman" w:eastAsia="Times New Roman"/>
+          <w:sz w:val="26"/>
+        </w:rPr>
+        <w:t>...........................................................................................................................</w:t>
+      </w:r>
+    </w:p>
     <w:tbl>
       <w:tblPr>
         <w:tblStyle w:val="a1"/>
         <w:tblW w:w="9062" w:type="dxa"/>
         <w:tblInd w:w="0" w:type="dxa"/>
-        <w:tblBorders>
-          <w:top w:val="nil"/>
-          <w:left w:val="nil"/>
-          <w:bottom w:val="nil"/>
-          <w:right w:val="nil"/>
-          <w:insideH w:val="nil"/>
-          <w:insideV w:val="nil"/>
-        </w:tblBorders>
         <w:tblLayout w:type="fixed"/>
         <w:tblLook w:val="0000" w:firstRow="0" w:lastRow="0" w:firstColumn="0" w:lastColumn="0" w:noHBand="0" w:noVBand="0"/>
+        <w:tblBorders>
+          <w:top w:val="none" w:sz="0" w:space="0" w:color="auto"/>
+          <w:left w:val="none" w:sz="0" w:space="0" w:color="auto"/>
+          <w:bottom w:val="none" w:sz="0" w:space="0" w:color="auto"/>
+          <w:right w:val="none" w:sz="0" w:space="0" w:color="auto"/>
+          <w:insideH w:val="none" w:sz="0" w:space="0" w:color="auto"/>
+          <w:insideV w:val="none" w:sz="0" w:space="0" w:color="auto"/>
+        </w:tblBorders>
       </w:tblPr>
       <w:tblGrid>
         <w:gridCol w:w="3020"/>
@@ -3132,12 +3141,6 @@
         <w:tc>
           <w:tcPr>
             <w:tcW w:w="3020" w:type="dxa"/>
-            <w:tcBorders>
-              <w:top w:val="nil"/>
-              <w:left w:val="nil"/>
-              <w:bottom w:val="nil"/>
-              <w:right w:val="nil"/>
-            </w:tcBorders>
             <w:tcMar>
               <w:top w:w="0" w:type="dxa"/>
               <w:left w:w="108" w:type="dxa"/>
@@ -3147,30 +3150,28 @@
           </w:tcPr>
           <w:p>
             <w:pPr>
+              <w:spacing w:line="276" w:lineRule="auto" w:after="40" w:before="0"/>
               <w:jc w:val="center"/>
               <w:rPr>
                 <w:b/>
                 <w:bCs/>
               </w:rPr>
             </w:pPr>
-            <w:r>
-              <w:rPr>
-                <w:b/>
-                <w:bCs/>
-              </w:rPr>
-              <w:t>BAN GIÁM HIỆU</w:t>
+            <w:r/>
+            <w:r>
+              <w:rPr>
+                <w:rFonts w:ascii="Times New Roman" w:hAnsi="Times New Roman" w:cs="Times New Roman" w:eastAsia="Times New Roman"/>
+                <w:b/>
+                <w:i w:val="0"/>
+                <w:sz w:val="26"/>
+              </w:rPr>
+              <w:t>DUYỆT CỦA BGH</w:t>
             </w:r>
           </w:p>
         </w:tc>
         <w:tc>
           <w:tcPr>
             <w:tcW w:w="3021" w:type="dxa"/>
-            <w:tcBorders>
-              <w:top w:val="nil"/>
-              <w:left w:val="nil"/>
-              <w:bottom w:val="nil"/>
-              <w:right w:val="nil"/>
-            </w:tcBorders>
             <w:tcMar>
               <w:top w:w="0" w:type="dxa"/>
               <w:left w:w="108" w:type="dxa"/>
@@ -3180,30 +3181,28 @@
           </w:tcPr>
           <w:p>
             <w:pPr>
+              <w:spacing w:line="276" w:lineRule="auto" w:after="40" w:before="0"/>
               <w:jc w:val="center"/>
               <w:rPr>
                 <w:b/>
                 <w:bCs/>
               </w:rPr>
             </w:pPr>
-            <w:r>
-              <w:rPr>
-                <w:b/>
-                <w:bCs/>
-              </w:rPr>
-              <w:t>TỔ CHUYÊN MÔN</w:t>
+            <w:r/>
+            <w:r>
+              <w:rPr>
+                <w:rFonts w:ascii="Times New Roman" w:hAnsi="Times New Roman" w:cs="Times New Roman" w:eastAsia="Times New Roman"/>
+                <w:b/>
+                <w:i w:val="0"/>
+                <w:sz w:val="26"/>
+              </w:rPr>
+              <w:t>DUYỆT CỦA TỔ CM</w:t>
             </w:r>
           </w:p>
         </w:tc>
         <w:tc>
           <w:tcPr>
             <w:tcW w:w="3021" w:type="dxa"/>
-            <w:tcBorders>
-              <w:top w:val="nil"/>
-              <w:left w:val="nil"/>
-              <w:bottom w:val="nil"/>
-              <w:right w:val="nil"/>
-            </w:tcBorders>
             <w:tcMar>
               <w:top w:w="0" w:type="dxa"/>
               <w:left w:w="108" w:type="dxa"/>
@@ -3213,18 +3212,167 @@
           </w:tcPr>
           <w:p>
             <w:pPr>
+              <w:spacing w:line="276" w:lineRule="auto" w:after="40" w:before="0"/>
               <w:jc w:val="center"/>
               <w:rPr>
                 <w:b/>
                 <w:bCs/>
               </w:rPr>
             </w:pPr>
-            <w:r>
-              <w:rPr>
-                <w:b/>
-                <w:bCs/>
+            <w:r/>
+            <w:r>
+              <w:rPr>
+                <w:rFonts w:ascii="Times New Roman" w:hAnsi="Times New Roman" w:cs="Times New Roman" w:eastAsia="Times New Roman"/>
+                <w:b/>
+                <w:i w:val="0"/>
+                <w:sz w:val="26"/>
               </w:rPr>
               <w:t>NGƯỜI SOẠN</w:t>
+            </w:r>
+          </w:p>
+        </w:tc>
+      </w:tr>
+      <w:tr>
+        <w:tc>
+          <w:tcPr>
+            <w:tcW w:type="dxa" w:w="3020"/>
+          </w:tcPr>
+          <w:p>
+            <w:pPr>
+              <w:spacing w:line="276" w:lineRule="auto" w:after="40" w:before="0"/>
+              <w:jc w:val="center"/>
+            </w:pPr>
+            <w:r/>
+            <w:r>
+              <w:rPr>
+                <w:rFonts w:ascii="Times New Roman" w:hAnsi="Times New Roman" w:cs="Times New Roman" w:eastAsia="Times New Roman"/>
+                <w:b w:val="0"/>
+                <w:i/>
+                <w:sz w:val="26"/>
+              </w:rPr>
+              <w:t>(Ký, ghi rõ họ tên)</w:t>
+            </w:r>
+          </w:p>
+        </w:tc>
+        <w:tc>
+          <w:tcPr>
+            <w:tcW w:type="dxa" w:w="3021"/>
+          </w:tcPr>
+          <w:p>
+            <w:pPr>
+              <w:spacing w:line="276" w:lineRule="auto" w:after="40" w:before="0"/>
+              <w:jc w:val="center"/>
+            </w:pPr>
+            <w:r/>
+            <w:r>
+              <w:rPr>
+                <w:rFonts w:ascii="Times New Roman" w:hAnsi="Times New Roman" w:cs="Times New Roman" w:eastAsia="Times New Roman"/>
+                <w:b w:val="0"/>
+                <w:i/>
+                <w:sz w:val="26"/>
+              </w:rPr>
+              <w:t>(Ký, ghi rõ họ tên)</w:t>
+            </w:r>
+          </w:p>
+        </w:tc>
+        <w:tc>
+          <w:tcPr>
+            <w:tcW w:type="dxa" w:w="3021"/>
+          </w:tcPr>
+          <w:p>
+            <w:pPr>
+              <w:spacing w:line="276" w:lineRule="auto" w:after="40" w:before="0"/>
+              <w:jc w:val="center"/>
+            </w:pPr>
+            <w:r/>
+            <w:r>
+              <w:rPr>
+                <w:rFonts w:ascii="Times New Roman" w:hAnsi="Times New Roman" w:cs="Times New Roman" w:eastAsia="Times New Roman"/>
+                <w:b w:val="0"/>
+                <w:i/>
+                <w:sz w:val="26"/>
+              </w:rPr>
+              <w:t>(Ký, ghi rõ họ tên)</w:t>
+            </w:r>
+          </w:p>
+        </w:tc>
+      </w:tr>
+      <w:tr>
+        <w:tc>
+          <w:tcPr>
+            <w:tcW w:type="dxa" w:w="3020"/>
+          </w:tcPr>
+          <w:p>
+            <w:pPr>
+              <w:spacing w:line="276" w:lineRule="auto" w:after="40" w:before="0"/>
+              <w:jc w:val="center"/>
+            </w:pPr>
+            <w:r/>
+            <w:r>
+              <w:rPr>
+                <w:rFonts w:ascii="Times New Roman" w:hAnsi="Times New Roman" w:cs="Times New Roman" w:eastAsia="Times New Roman"/>
+                <w:b w:val="0"/>
+                <w:i w:val="0"/>
+                <w:sz w:val="26"/>
+              </w:rPr>
+              <w:br/>
+              <w:br/>
+              <w:br/>
+            </w:r>
+          </w:p>
+        </w:tc>
+        <w:tc>
+          <w:tcPr>
+            <w:tcW w:type="dxa" w:w="3021"/>
+          </w:tcPr>
+          <w:p>
+            <w:pPr>
+              <w:spacing w:line="276" w:lineRule="auto" w:after="40" w:before="0"/>
+              <w:jc w:val="center"/>
+            </w:pPr>
+            <w:r/>
+            <w:r>
+              <w:rPr>
+                <w:rFonts w:ascii="Times New Roman" w:hAnsi="Times New Roman" w:cs="Times New Roman" w:eastAsia="Times New Roman"/>
+                <w:b w:val="0"/>
+                <w:i w:val="0"/>
+                <w:sz w:val="26"/>
+              </w:rPr>
+              <w:br/>
+              <w:br/>
+              <w:br/>
+            </w:r>
+          </w:p>
+        </w:tc>
+        <w:tc>
+          <w:tcPr>
+            <w:tcW w:type="dxa" w:w="3021"/>
+          </w:tcPr>
+          <w:p>
+            <w:pPr>
+              <w:spacing w:line="276" w:lineRule="auto" w:after="40" w:before="0"/>
+              <w:jc w:val="center"/>
+            </w:pPr>
+            <w:r/>
+            <w:r>
+              <w:rPr>
+                <w:rFonts w:ascii="Times New Roman" w:hAnsi="Times New Roman" w:cs="Times New Roman" w:eastAsia="Times New Roman"/>
+                <w:b w:val="0"/>
+                <w:i w:val="0"/>
+                <w:sz w:val="26"/>
+              </w:rPr>
+              <w:br/>
+              <w:br/>
+              <w:br/>
+            </w:r>
+            <w:r>
+              <w:rPr>
+                <w:rFonts w:ascii="Times New Roman" w:hAnsi="Times New Roman" w:cs="Times New Roman" w:eastAsia="Times New Roman"/>
+                <w:b/>
+                <w:i w:val="0"/>
+                <w:sz w:val="26"/>
+              </w:rPr>
+              <w:t>Đậu Đình Nguyên</w:t>
             </w:r>
           </w:p>
         </w:tc>

--- a/KHBD_Robotics/Lớp_8/Tuần_25/KHBD_Robotics_Lớp_8_Tiet24_Tong_ket_mon_hoc_Trien_lam_Robotics.docx
+++ b/KHBD_Robotics/Lớp_8/Tuần_25/KHBD_Robotics_Lớp_8_Tiet24_Tong_ket_mon_hoc_Trien_lam_Robotics.docx
@@ -322,7 +322,7 @@
           <w:i w:val="0"/>
           <w:sz w:val="26"/>
         </w:rPr>
-        <w:t>- NLa (Sử dụng và quản lí các phương tiện ICT): Thiết kế mô phỏng 3D, thao tác lắp ráp chuẩn xác các khớp nối. (Đạt được thông qua Hoạt động 2, Hoạt động 3)</w:t>
+        <w:t>- NL5 (Giao tiếp công nghệ): Tự tin thuyết minh nguyên lý hoạt động và giới thiệu sản phẩm robot Tổng kết môn học &amp; Triển lãm Robotics trước tập thể. (Đạt được thông qua Hoạt động 3, Hoạt động 4)</w:t>
       </w:r>
     </w:p>
     <w:p>
@@ -338,7 +338,7 @@
           <w:i w:val="0"/>
           <w:sz w:val="26"/>
         </w:rPr>
-        <w:t>- NLd (Ứng dụng ICT trong học và tự học): Nạp code lập trình và hiệu chỉnh robot Tổng kết môn học &amp; Triển lãm Robotics. (Đạt được thông qua Hoạt động 3)</w:t>
+        <w:t>- NL4 (Đánh giá công nghệ): Lắng nghe, nhận xét và đánh giá sản phẩm robot của nhóm bạn theo tiêu chí kỹ thuật. (Đạt được thông qua Hoạt động 4)</w:t>
       </w:r>
     </w:p>
     <w:p>
